--- a/Meeting preparation document.docx
+++ b/Meeting preparation document.docx
@@ -35,6 +35,7 @@
         </w:rPr>
         <w:t xml:space="preserve">Pipeline A uses the original rubric, which </w:t>
       </w:r>
+      <w:proofErr w:type="gramStart"/>
       <w:r>
         <w:rPr>
           <w:rFonts w:ascii="Times New Roman" w:hAnsi="Times New Roman" w:cs="Times New Roman"/>
@@ -43,6 +44,7 @@
         </w:rPr>
         <w:t>operationalizes</w:t>
       </w:r>
+      <w:proofErr w:type="gramEnd"/>
       <w:r>
         <w:rPr>
           <w:rFonts w:ascii="Times New Roman" w:hAnsi="Times New Roman" w:cs="Times New Roman"/>
@@ -98,7 +100,25 @@
           <w:sz w:val="24"/>
           <w:szCs w:val="24"/>
         </w:rPr>
-        <w:t>Tiers map onto defined numeric ranges (e.g. Tier 2 = 6.5–7.4). The grader works upward through the tiers until the highest fully-met tier is identified, then uses the additional criteria to assign a precise grade within that range.</w:t>
+        <w:t xml:space="preserve">Tiers map onto defined numeric ranges (e.g. Tier 2 = 6.5–7.4). The grader works upward through the tiers until the highest </w:t>
+      </w:r>
+      <w:proofErr w:type="gramStart"/>
+      <w:r>
+        <w:rPr>
+          <w:rFonts w:ascii="Times New Roman" w:hAnsi="Times New Roman" w:cs="Times New Roman"/>
+          <w:sz w:val="24"/>
+          <w:szCs w:val="24"/>
+        </w:rPr>
+        <w:t>fully-met</w:t>
+      </w:r>
+      <w:proofErr w:type="gramEnd"/>
+      <w:r>
+        <w:rPr>
+          <w:rFonts w:ascii="Times New Roman" w:hAnsi="Times New Roman" w:cs="Times New Roman"/>
+          <w:sz w:val="24"/>
+          <w:szCs w:val="24"/>
+        </w:rPr>
+        <w:t xml:space="preserve"> tier is identified, then uses the additional criteria to assign a precise grade within that range.</w:t>
       </w:r>
     </w:p>
     <w:p>
@@ -141,7 +161,25 @@
           <w:sz w:val="24"/>
           <w:szCs w:val="24"/>
         </w:rPr>
-        <w:t>2.  A json file that shows a single prompt in condition A and one for condition B (with the same paper)</w:t>
+        <w:t xml:space="preserve">2.  A </w:t>
+      </w:r>
+      <w:proofErr w:type="spellStart"/>
+      <w:r>
+        <w:rPr>
+          <w:rFonts w:ascii="Times New Roman" w:hAnsi="Times New Roman" w:cs="Times New Roman"/>
+          <w:sz w:val="24"/>
+          <w:szCs w:val="24"/>
+        </w:rPr>
+        <w:t>json</w:t>
+      </w:r>
+      <w:proofErr w:type="spellEnd"/>
+      <w:r>
+        <w:rPr>
+          <w:rFonts w:ascii="Times New Roman" w:hAnsi="Times New Roman" w:cs="Times New Roman"/>
+          <w:sz w:val="24"/>
+          <w:szCs w:val="24"/>
+        </w:rPr>
+        <w:t xml:space="preserve"> file that shows a single prompt in condition A and one for condition B (with the same paper)</w:t>
       </w:r>
       <w:r>
         <w:rPr>
@@ -233,7 +271,25 @@
           <w:sz w:val="24"/>
           <w:szCs w:val="24"/>
         </w:rPr>
-        <w:t xml:space="preserve">Based on the exploratory results, I expect to see similar overall performance in the test set. Specifically, I expect to see average grades given to students that “should” receive low or failing grades, and very few to none high grades (&gt;8). This is due to the LLMs propensity to read into implicit meaning too much and treat it as explicitly written – thus students who have missing information in their writing still get awarded with more points than they should since the LLM is able to figure out what the missing parts are based on the context and thus treats it as if it is there. </w:t>
+        <w:t xml:space="preserve">Based on the exploratory results, I expect to see similar overall performance in the test set. Specifically, I expect to see average grades given to students that “should” receive low or failing grades, and very few to </w:t>
+      </w:r>
+      <w:proofErr w:type="gramStart"/>
+      <w:r>
+        <w:rPr>
+          <w:rFonts w:ascii="Times New Roman" w:hAnsi="Times New Roman" w:cs="Times New Roman"/>
+          <w:sz w:val="24"/>
+          <w:szCs w:val="24"/>
+        </w:rPr>
+        <w:t>none high</w:t>
+      </w:r>
+      <w:proofErr w:type="gramEnd"/>
+      <w:r>
+        <w:rPr>
+          <w:rFonts w:ascii="Times New Roman" w:hAnsi="Times New Roman" w:cs="Times New Roman"/>
+          <w:sz w:val="24"/>
+          <w:szCs w:val="24"/>
+        </w:rPr>
+        <w:t xml:space="preserve"> grades (&gt;8). This is due to the LLMs propensity to read into implicit meaning too much and treat it as explicitly written – thus students who have missing information in their writing still get awarded with more points than they should since the LLM is able to figure out what the missing parts are based on the context and thus treats it as if it is there. </w:t>
       </w:r>
     </w:p>
     <w:p>
@@ -280,6 +336,11 @@
     </w:p>
     <w:p>
       <w:pPr>
+        <w:pStyle w:val="ListParagraph"/>
+        <w:numPr>
+          <w:ilvl w:val="0"/>
+          <w:numId w:val="6"/>
+        </w:numPr>
         <w:rPr>
           <w:rFonts w:ascii="Times New Roman" w:hAnsi="Times New Roman" w:cs="Times New Roman"/>
           <w:sz w:val="24"/>
@@ -293,11 +354,34 @@
           <w:szCs w:val="24"/>
         </w:rPr>
         <w:lastRenderedPageBreak/>
-        <w:t>Write methods section (part where you describe what you did exactly with the exploratory part) and the expected results based on that, can be bullet points</w:t>
+        <w:t xml:space="preserve">Write methods section (part where you describe what you did exactly with the exploratory part) and the expected results based on </w:t>
+      </w:r>
+      <w:proofErr w:type="gramStart"/>
+      <w:r>
+        <w:rPr>
+          <w:rFonts w:ascii="Times New Roman" w:hAnsi="Times New Roman" w:cs="Times New Roman"/>
+          <w:sz w:val="24"/>
+          <w:szCs w:val="24"/>
+        </w:rPr>
+        <w:t>that,</w:t>
+      </w:r>
+      <w:proofErr w:type="gramEnd"/>
+      <w:r>
+        <w:rPr>
+          <w:rFonts w:ascii="Times New Roman" w:hAnsi="Times New Roman" w:cs="Times New Roman"/>
+          <w:sz w:val="24"/>
+          <w:szCs w:val="24"/>
+        </w:rPr>
+        <w:t xml:space="preserve"> can be bullet points</w:t>
       </w:r>
     </w:p>
     <w:p>
       <w:pPr>
+        <w:pStyle w:val="ListParagraph"/>
+        <w:numPr>
+          <w:ilvl w:val="0"/>
+          <w:numId w:val="6"/>
+        </w:numPr>
         <w:rPr>
           <w:rFonts w:ascii="Times New Roman" w:hAnsi="Times New Roman" w:cs="Times New Roman"/>
           <w:sz w:val="24"/>
@@ -311,23 +395,6 @@
           <w:szCs w:val="24"/>
         </w:rPr>
         <w:t>Specify reasoning to be medium (or some other value if you want to try it)</w:t>
-      </w:r>
-    </w:p>
-    <w:p>
-      <w:pPr>
-        <w:rPr>
-          <w:rFonts w:ascii="Times New Roman" w:hAnsi="Times New Roman" w:cs="Times New Roman"/>
-          <w:sz w:val="24"/>
-          <w:szCs w:val="24"/>
-        </w:rPr>
-      </w:pPr>
-      <w:r>
-        <w:rPr>
-          <w:rFonts w:ascii="Times New Roman" w:hAnsi="Times New Roman" w:cs="Times New Roman"/>
-          <w:sz w:val="24"/>
-          <w:szCs w:val="24"/>
-        </w:rPr>
-        <w:t>Fix the code:</w:t>
       </w:r>
     </w:p>
     <w:p>
@@ -349,15 +416,269 @@
           <w:sz w:val="24"/>
           <w:szCs w:val="24"/>
         </w:rPr>
-        <w:t>Remove cal sum</w:t>
-      </w:r>
-      <w:r>
-        <w:rPr>
-          <w:rFonts w:ascii="Times New Roman" w:hAnsi="Times New Roman" w:cs="Times New Roman"/>
-          <w:sz w:val="24"/>
-          <w:szCs w:val="24"/>
-        </w:rPr>
-        <w:t xml:space="preserve"> (and subseq fix prompts that mention it)</w:t>
+        <w:t>Fix the code:</w:t>
+      </w:r>
+    </w:p>
+    <w:p>
+      <w:pPr>
+        <w:pStyle w:val="ListParagraph"/>
+        <w:numPr>
+          <w:ilvl w:val="1"/>
+          <w:numId w:val="5"/>
+        </w:numPr>
+        <w:rPr>
+          <w:rFonts w:ascii="Times New Roman" w:hAnsi="Times New Roman" w:cs="Times New Roman"/>
+          <w:strike/>
+          <w:sz w:val="24"/>
+          <w:szCs w:val="24"/>
+        </w:rPr>
+      </w:pPr>
+      <w:r>
+        <w:rPr>
+          <w:rFonts w:ascii="Times New Roman" w:hAnsi="Times New Roman" w:cs="Times New Roman"/>
+          <w:strike/>
+          <w:sz w:val="24"/>
+          <w:szCs w:val="24"/>
+        </w:rPr>
+        <w:t xml:space="preserve">Remove </w:t>
+      </w:r>
+      <w:proofErr w:type="spellStart"/>
+      <w:r>
+        <w:rPr>
+          <w:rFonts w:ascii="Times New Roman" w:hAnsi="Times New Roman" w:cs="Times New Roman"/>
+          <w:strike/>
+          <w:sz w:val="24"/>
+          <w:szCs w:val="24"/>
+        </w:rPr>
+        <w:t>cal</w:t>
+      </w:r>
+      <w:proofErr w:type="spellEnd"/>
+      <w:r>
+        <w:rPr>
+          <w:rFonts w:ascii="Times New Roman" w:hAnsi="Times New Roman" w:cs="Times New Roman"/>
+          <w:strike/>
+          <w:sz w:val="24"/>
+          <w:szCs w:val="24"/>
+        </w:rPr>
+        <w:t xml:space="preserve"> sum</w:t>
+      </w:r>
+      <w:r>
+        <w:rPr>
+          <w:rFonts w:ascii="Times New Roman" w:hAnsi="Times New Roman" w:cs="Times New Roman"/>
+          <w:strike/>
+          <w:sz w:val="24"/>
+          <w:szCs w:val="24"/>
+        </w:rPr>
+        <w:t xml:space="preserve"> (and </w:t>
+      </w:r>
+      <w:proofErr w:type="spellStart"/>
+      <w:r>
+        <w:rPr>
+          <w:rFonts w:ascii="Times New Roman" w:hAnsi="Times New Roman" w:cs="Times New Roman"/>
+          <w:strike/>
+          <w:sz w:val="24"/>
+          <w:szCs w:val="24"/>
+        </w:rPr>
+        <w:t>subseq</w:t>
+      </w:r>
+      <w:proofErr w:type="spellEnd"/>
+      <w:r>
+        <w:rPr>
+          <w:rFonts w:ascii="Times New Roman" w:hAnsi="Times New Roman" w:cs="Times New Roman"/>
+          <w:strike/>
+          <w:sz w:val="24"/>
+          <w:szCs w:val="24"/>
+        </w:rPr>
+        <w:t xml:space="preserve"> fix prompts that mention it)</w:t>
+      </w:r>
+      <w:r>
+        <w:rPr>
+          <w:rFonts w:ascii="Times New Roman" w:hAnsi="Times New Roman" w:cs="Times New Roman"/>
+          <w:strike/>
+          <w:sz w:val="24"/>
+          <w:szCs w:val="24"/>
+        </w:rPr>
+        <w:t xml:space="preserve"> </w:t>
+      </w:r>
+    </w:p>
+    <w:p>
+      <w:pPr>
+        <w:pStyle w:val="ListParagraph"/>
+        <w:numPr>
+          <w:ilvl w:val="1"/>
+          <w:numId w:val="5"/>
+        </w:numPr>
+        <w:rPr>
+          <w:rFonts w:ascii="Times New Roman" w:hAnsi="Times New Roman" w:cs="Times New Roman"/>
+          <w:strike/>
+          <w:sz w:val="24"/>
+          <w:szCs w:val="24"/>
+        </w:rPr>
+      </w:pPr>
+      <w:r>
+        <w:rPr>
+          <w:rFonts w:ascii="Times New Roman" w:hAnsi="Times New Roman" w:cs="Times New Roman"/>
+          <w:strike/>
+          <w:sz w:val="24"/>
+          <w:szCs w:val="24"/>
+        </w:rPr>
+        <w:t>Fix the part where you ask the LLM to respond with keys for each checklist item in the original rubric condition</w:t>
+      </w:r>
+    </w:p>
+    <w:p>
+      <w:pPr>
+        <w:pStyle w:val="ListParagraph"/>
+        <w:numPr>
+          <w:ilvl w:val="1"/>
+          <w:numId w:val="5"/>
+        </w:numPr>
+        <w:rPr>
+          <w:rFonts w:ascii="Times New Roman" w:hAnsi="Times New Roman" w:cs="Times New Roman"/>
+          <w:strike/>
+          <w:sz w:val="24"/>
+          <w:szCs w:val="24"/>
+        </w:rPr>
+      </w:pPr>
+      <w:r>
+        <w:rPr>
+          <w:rFonts w:ascii="Times New Roman" w:hAnsi="Times New Roman" w:cs="Times New Roman"/>
+          <w:strike/>
+          <w:sz w:val="24"/>
+          <w:szCs w:val="24"/>
+        </w:rPr>
+        <w:t>Have the LLM produce subsection feedback before grades in the output (for original)</w:t>
+      </w:r>
+    </w:p>
+    <w:p>
+      <w:pPr>
+        <w:pStyle w:val="ListParagraph"/>
+        <w:numPr>
+          <w:ilvl w:val="1"/>
+          <w:numId w:val="5"/>
+        </w:numPr>
+        <w:rPr>
+          <w:rFonts w:ascii="Times New Roman" w:hAnsi="Times New Roman" w:cs="Times New Roman"/>
+          <w:strike/>
+          <w:sz w:val="24"/>
+          <w:szCs w:val="24"/>
+        </w:rPr>
+      </w:pPr>
+      <w:r>
+        <w:rPr>
+          <w:rFonts w:ascii="Times New Roman" w:hAnsi="Times New Roman" w:cs="Times New Roman"/>
+          <w:strike/>
+          <w:sz w:val="24"/>
+          <w:szCs w:val="24"/>
+        </w:rPr>
+        <w:t>For checklist rubric, first do all items (yes/no), then feedback, then grade</w:t>
+      </w:r>
+    </w:p>
+    <w:p>
+      <w:pPr>
+        <w:pStyle w:val="ListParagraph"/>
+        <w:numPr>
+          <w:ilvl w:val="1"/>
+          <w:numId w:val="5"/>
+        </w:numPr>
+        <w:rPr>
+          <w:rFonts w:ascii="Times New Roman" w:hAnsi="Times New Roman" w:cs="Times New Roman"/>
+          <w:strike/>
+          <w:sz w:val="24"/>
+          <w:szCs w:val="24"/>
+        </w:rPr>
+      </w:pPr>
+      <w:r>
+        <w:rPr>
+          <w:rFonts w:ascii="Times New Roman" w:hAnsi="Times New Roman" w:cs="Times New Roman"/>
+          <w:strike/>
+          <w:sz w:val="24"/>
+          <w:szCs w:val="24"/>
+        </w:rPr>
+        <w:t xml:space="preserve">Vibe code a dry run so that I get a </w:t>
+      </w:r>
+      <w:proofErr w:type="spellStart"/>
+      <w:r>
+        <w:rPr>
+          <w:rFonts w:ascii="Times New Roman" w:hAnsi="Times New Roman" w:cs="Times New Roman"/>
+          <w:strike/>
+          <w:sz w:val="24"/>
+          <w:szCs w:val="24"/>
+        </w:rPr>
+        <w:t>json</w:t>
+      </w:r>
+      <w:proofErr w:type="spellEnd"/>
+      <w:r>
+        <w:rPr>
+          <w:rFonts w:ascii="Times New Roman" w:hAnsi="Times New Roman" w:cs="Times New Roman"/>
+          <w:strike/>
+          <w:sz w:val="24"/>
+          <w:szCs w:val="24"/>
+        </w:rPr>
+        <w:t xml:space="preserve"> file in a separate folder before you upload it to OpenAI so you can check</w:t>
+      </w:r>
+    </w:p>
+    <w:p>
+      <w:pPr>
+        <w:pStyle w:val="ListParagraph"/>
+        <w:numPr>
+          <w:ilvl w:val="1"/>
+          <w:numId w:val="5"/>
+        </w:numPr>
+        <w:rPr>
+          <w:rFonts w:ascii="Times New Roman" w:hAnsi="Times New Roman" w:cs="Times New Roman"/>
+          <w:strike/>
+          <w:sz w:val="24"/>
+          <w:szCs w:val="24"/>
+        </w:rPr>
+      </w:pPr>
+      <w:r>
+        <w:rPr>
+          <w:rFonts w:ascii="Times New Roman" w:hAnsi="Times New Roman" w:cs="Times New Roman"/>
+          <w:strike/>
+          <w:sz w:val="24"/>
+          <w:szCs w:val="24"/>
+        </w:rPr>
+        <w:t xml:space="preserve">Save the batch input </w:t>
+      </w:r>
+      <w:proofErr w:type="spellStart"/>
+      <w:r>
+        <w:rPr>
+          <w:rFonts w:ascii="Times New Roman" w:hAnsi="Times New Roman" w:cs="Times New Roman"/>
+          <w:strike/>
+          <w:sz w:val="24"/>
+          <w:szCs w:val="24"/>
+        </w:rPr>
+        <w:t>jsonl</w:t>
+      </w:r>
+      <w:proofErr w:type="spellEnd"/>
+      <w:r>
+        <w:rPr>
+          <w:rFonts w:ascii="Times New Roman" w:hAnsi="Times New Roman" w:cs="Times New Roman"/>
+          <w:strike/>
+          <w:sz w:val="24"/>
+          <w:szCs w:val="24"/>
+        </w:rPr>
+        <w:t xml:space="preserve"> that I end up being happy with to the </w:t>
+      </w:r>
+      <w:proofErr w:type="spellStart"/>
+      <w:r>
+        <w:rPr>
+          <w:rFonts w:ascii="Times New Roman" w:hAnsi="Times New Roman" w:cs="Times New Roman"/>
+          <w:strike/>
+          <w:sz w:val="24"/>
+          <w:szCs w:val="24"/>
+        </w:rPr>
+        <w:t>faruk</w:t>
+      </w:r>
+      <w:proofErr w:type="spellEnd"/>
+      <w:r>
+        <w:rPr>
+          <w:rFonts w:ascii="Times New Roman" w:hAnsi="Times New Roman" w:cs="Times New Roman"/>
+          <w:strike/>
+          <w:sz w:val="24"/>
+          <w:szCs w:val="24"/>
+        </w:rPr>
+        <w:t xml:space="preserve"> batch folder in OneDrive</w:t>
       </w:r>
     </w:p>
     <w:p>
@@ -369,18 +690,31 @@
         </w:numPr>
         <w:rPr>
           <w:rFonts w:ascii="Times New Roman" w:hAnsi="Times New Roman" w:cs="Times New Roman"/>
-          <w:sz w:val="24"/>
-          <w:szCs w:val="24"/>
-        </w:rPr>
-      </w:pPr>
-      <w:r>
-        <w:rPr>
-          <w:rFonts w:ascii="Times New Roman" w:hAnsi="Times New Roman" w:cs="Times New Roman"/>
-          <w:sz w:val="24"/>
-          <w:szCs w:val="24"/>
-        </w:rPr>
-        <w:t>Fix the part where you ask the LLM to respond with keys for each checklist item in the original rubric condition</w:t>
-      </w:r>
+          <w:strike/>
+          <w:sz w:val="24"/>
+          <w:szCs w:val="24"/>
+        </w:rPr>
+      </w:pPr>
+      <w:r>
+        <w:rPr>
+          <w:rFonts w:ascii="Times New Roman" w:hAnsi="Times New Roman" w:cs="Times New Roman"/>
+          <w:strike/>
+          <w:sz w:val="24"/>
+          <w:szCs w:val="24"/>
+        </w:rPr>
+        <w:t xml:space="preserve">Add student email to GitHub to get free Agent in </w:t>
+      </w:r>
+      <w:proofErr w:type="spellStart"/>
+      <w:r>
+        <w:rPr>
+          <w:rFonts w:ascii="Times New Roman" w:hAnsi="Times New Roman" w:cs="Times New Roman"/>
+          <w:strike/>
+          <w:sz w:val="24"/>
+          <w:szCs w:val="24"/>
+        </w:rPr>
+        <w:t>VSCode</w:t>
+      </w:r>
+      <w:proofErr w:type="spellEnd"/>
     </w:p>
     <w:p>
       <w:pPr>
@@ -391,17 +725,39 @@
         </w:numPr>
         <w:rPr>
           <w:rFonts w:ascii="Times New Roman" w:hAnsi="Times New Roman" w:cs="Times New Roman"/>
-          <w:sz w:val="24"/>
-          <w:szCs w:val="24"/>
-        </w:rPr>
-      </w:pPr>
-      <w:r>
-        <w:rPr>
-          <w:rFonts w:ascii="Times New Roman" w:hAnsi="Times New Roman" w:cs="Times New Roman"/>
-          <w:sz w:val="24"/>
-          <w:szCs w:val="24"/>
-        </w:rPr>
-        <w:t>Have the LLM produce subsection feedback before grades in the output (for original)</w:t>
+          <w:strike/>
+          <w:sz w:val="24"/>
+          <w:szCs w:val="24"/>
+        </w:rPr>
+      </w:pPr>
+      <w:r>
+        <w:rPr>
+          <w:rFonts w:ascii="Times New Roman" w:hAnsi="Times New Roman" w:cs="Times New Roman"/>
+          <w:strike/>
+          <w:sz w:val="24"/>
+          <w:szCs w:val="24"/>
+        </w:rPr>
+        <w:t xml:space="preserve">Make sure with Jari </w:t>
+      </w:r>
+      <w:proofErr w:type="gramStart"/>
+      <w:r>
+        <w:rPr>
+          <w:rFonts w:ascii="Times New Roman" w:hAnsi="Times New Roman" w:cs="Times New Roman"/>
+          <w:strike/>
+          <w:sz w:val="24"/>
+          <w:szCs w:val="24"/>
+        </w:rPr>
+        <w:t>to check</w:t>
+      </w:r>
+      <w:proofErr w:type="gramEnd"/>
+      <w:r>
+        <w:rPr>
+          <w:rFonts w:ascii="Times New Roman" w:hAnsi="Times New Roman" w:cs="Times New Roman"/>
+          <w:strike/>
+          <w:sz w:val="24"/>
+          <w:szCs w:val="24"/>
+        </w:rPr>
+        <w:t xml:space="preserve"> all txt files </w:t>
       </w:r>
     </w:p>
     <w:p>
@@ -423,117 +779,25 @@
           <w:sz w:val="24"/>
           <w:szCs w:val="24"/>
         </w:rPr>
-        <w:t>For checklist rubric, first do all items (yes/no), then feedback, then grade</w:t>
-      </w:r>
-    </w:p>
-    <w:p>
-      <w:pPr>
-        <w:pStyle w:val="ListParagraph"/>
-        <w:numPr>
-          <w:ilvl w:val="0"/>
-          <w:numId w:val="5"/>
-        </w:numPr>
-        <w:rPr>
-          <w:rFonts w:ascii="Times New Roman" w:hAnsi="Times New Roman" w:cs="Times New Roman"/>
-          <w:sz w:val="24"/>
-          <w:szCs w:val="24"/>
-        </w:rPr>
-      </w:pPr>
-      <w:r>
-        <w:rPr>
-          <w:rFonts w:ascii="Times New Roman" w:hAnsi="Times New Roman" w:cs="Times New Roman"/>
-          <w:sz w:val="24"/>
-          <w:szCs w:val="24"/>
-        </w:rPr>
-        <w:t>Vibe code a dry run so that I get a json file in a separate folder before you upload it to OpenAI so you can check</w:t>
-      </w:r>
-    </w:p>
-    <w:p>
-      <w:pPr>
-        <w:pStyle w:val="ListParagraph"/>
-        <w:numPr>
-          <w:ilvl w:val="0"/>
-          <w:numId w:val="5"/>
-        </w:numPr>
-        <w:rPr>
-          <w:rFonts w:ascii="Times New Roman" w:hAnsi="Times New Roman" w:cs="Times New Roman"/>
-          <w:sz w:val="24"/>
-          <w:szCs w:val="24"/>
-        </w:rPr>
-      </w:pPr>
-      <w:r>
-        <w:rPr>
-          <w:rFonts w:ascii="Times New Roman" w:hAnsi="Times New Roman" w:cs="Times New Roman"/>
-          <w:sz w:val="24"/>
-          <w:szCs w:val="24"/>
-        </w:rPr>
-        <w:t>Save the batch input jsonl that I end up being happy with to the faruk batch folder in OneDrive</w:t>
-      </w:r>
-    </w:p>
-    <w:p>
-      <w:pPr>
-        <w:pStyle w:val="ListParagraph"/>
-        <w:numPr>
-          <w:ilvl w:val="0"/>
-          <w:numId w:val="5"/>
-        </w:numPr>
-        <w:rPr>
-          <w:rFonts w:ascii="Times New Roman" w:hAnsi="Times New Roman" w:cs="Times New Roman"/>
-          <w:sz w:val="24"/>
-          <w:szCs w:val="24"/>
-        </w:rPr>
-      </w:pPr>
-      <w:r>
-        <w:rPr>
-          <w:rFonts w:ascii="Times New Roman" w:hAnsi="Times New Roman" w:cs="Times New Roman"/>
-          <w:sz w:val="24"/>
-          <w:szCs w:val="24"/>
-        </w:rPr>
-        <w:t>Add student email to GitHub to get free Agent in VSCode</w:t>
-      </w:r>
-    </w:p>
-    <w:p>
-      <w:pPr>
-        <w:pStyle w:val="ListParagraph"/>
-        <w:numPr>
-          <w:ilvl w:val="0"/>
-          <w:numId w:val="5"/>
-        </w:numPr>
-        <w:rPr>
-          <w:rFonts w:ascii="Times New Roman" w:hAnsi="Times New Roman" w:cs="Times New Roman"/>
-          <w:sz w:val="24"/>
-          <w:szCs w:val="24"/>
-        </w:rPr>
-      </w:pPr>
-      <w:r>
-        <w:rPr>
-          <w:rFonts w:ascii="Times New Roman" w:hAnsi="Times New Roman" w:cs="Times New Roman"/>
-          <w:sz w:val="24"/>
-          <w:szCs w:val="24"/>
-        </w:rPr>
-        <w:t xml:space="preserve">Make sure with Jari to check all txt files </w:t>
-      </w:r>
-    </w:p>
-    <w:p>
-      <w:pPr>
-        <w:pStyle w:val="ListParagraph"/>
-        <w:numPr>
-          <w:ilvl w:val="0"/>
-          <w:numId w:val="5"/>
-        </w:numPr>
-        <w:rPr>
-          <w:rFonts w:ascii="Times New Roman" w:hAnsi="Times New Roman" w:cs="Times New Roman"/>
-          <w:sz w:val="24"/>
-          <w:szCs w:val="24"/>
-        </w:rPr>
-      </w:pPr>
-      <w:r>
-        <w:rPr>
-          <w:rFonts w:ascii="Times New Roman" w:hAnsi="Times New Roman" w:cs="Times New Roman"/>
-          <w:sz w:val="24"/>
-          <w:szCs w:val="24"/>
-        </w:rPr>
-        <w:t>Go over the 20ish batches in faruk batch folder and see what you can find</w:t>
+        <w:t xml:space="preserve">Go over the 20ish batches in </w:t>
+      </w:r>
+      <w:proofErr w:type="spellStart"/>
+      <w:r>
+        <w:rPr>
+          <w:rFonts w:ascii="Times New Roman" w:hAnsi="Times New Roman" w:cs="Times New Roman"/>
+          <w:sz w:val="24"/>
+          <w:szCs w:val="24"/>
+        </w:rPr>
+        <w:t>faruk</w:t>
+      </w:r>
+      <w:proofErr w:type="spellEnd"/>
+      <w:r>
+        <w:rPr>
+          <w:rFonts w:ascii="Times New Roman" w:hAnsi="Times New Roman" w:cs="Times New Roman"/>
+          <w:sz w:val="24"/>
+          <w:szCs w:val="24"/>
+        </w:rPr>
+        <w:t xml:space="preserve"> batch folder and see what you can find</w:t>
       </w:r>
     </w:p>
     <w:sectPr>
@@ -549,6 +813,118 @@
 <file path=word/numbering.xml><?xml version="1.0" encoding="utf-8"?>
 <w:numbering xmlns:wpc="http://schemas.microsoft.com/office/word/2010/wordprocessingCanvas" xmlns:cx="http://schemas.microsoft.com/office/drawing/2014/chartex" xmlns:cx1="http://schemas.microsoft.com/office/drawing/2015/9/8/chartex" xmlns:cx2="http://schemas.microsoft.com/office/drawing/2015/10/21/chartex" xmlns:cx3="http://schemas.microsoft.com/office/drawing/2016/5/9/chartex" xmlns:cx4="http://schemas.microsoft.com/office/drawing/2016/5/10/chartex" xmlns:cx5="http://schemas.microsoft.com/office/drawing/2016/5/11/chartex" xmlns:cx6="http://schemas.microsoft.com/office/drawing/2016/5/12/chartex" xmlns:cx7="http://schemas.microsoft.com/office/drawing/2016/5/13/chartex" xmlns:cx8="http://schemas.microsoft.com/office/drawing/2016/5/14/chartex" xmlns:mc="http://schemas.openxmlformats.org/markup-compatibility/2006" xmlns:aink="http://schemas.microsoft.com/office/drawing/2016/ink" xmlns:am3d="http://schemas.microsoft.com/office/drawing/2017/model3d" xmlns:o="urn:schemas-microsoft-com:office:office" xmlns:oel="http://schemas.microsoft.com/office/2019/extlst" xmlns:r="http://schemas.openxmlformats.org/officeDocument/2006/relationships" xmlns:m="http://schemas.openxmlformats.org/officeDocument/2006/math" xmlns:v="urn:schemas-microsoft-com:vml" xmlns:wp14="http://schemas.microsoft.com/office/word/2010/wordprocessingDrawing" xmlns:wp="http://schemas.openxmlformats.org/drawingml/2006/wordprocessingDrawing" xmlns:w10="urn:schemas-microsoft-com:office:word" xmlns:w="http://schemas.openxmlformats.org/wordprocessingml/2006/main" xmlns:w14="http://schemas.microsoft.com/office/word/2010/wordml" xmlns:w15="http://schemas.microsoft.com/office/word/2012/wordml" xmlns:w16cex="http://schemas.microsoft.com/office/word/2018/wordml/cex" xmlns:w16cid="http://schemas.microsoft.com/office/word/2016/wordml/cid" xmlns:w16="http://schemas.microsoft.com/office/word/2018/wordml" xmlns:w16du="http://schemas.microsoft.com/office/word/2023/wordml/word16du" xmlns:w16sdtdh="http://schemas.microsoft.com/office/word/2020/wordml/sdtdatahash" xmlns:w16sdtfl="http://schemas.microsoft.com/office/word/2024/wordml/sdtformatlock" xmlns:w16se="http://schemas.microsoft.com/office/word/2015/wordml/symex" xmlns:wpg="http://schemas.microsoft.com/office/word/2010/wordprocessingGroup" xmlns:wpi="http://schemas.microsoft.com/office/word/2010/wordprocessingInk" xmlns:wne="http://schemas.microsoft.com/office/word/2006/wordml" xmlns:wps="http://schemas.microsoft.com/office/word/2010/wordprocessingShape" mc:Ignorable="w14 w15 w16se w16cid w16 w16cex w16sdtdh w16sdtfl w16du wp14">
   <w:abstractNum w:abstractNumId="0" w15:restartNumberingAfterBreak="0">
+    <w:nsid w:val="21863E60"/>
+    <w:multiLevelType w:val="hybridMultilevel"/>
+    <w:tmpl w:val="70D28716"/>
+    <w:lvl w:ilvl="0" w:tplc="0DE2D7A4">
+      <w:numFmt w:val="bullet"/>
+      <w:lvlText w:val="-"/>
+      <w:lvlJc w:val="left"/>
+      <w:pPr>
+        <w:ind w:left="720" w:hanging="360"/>
+      </w:pPr>
+      <w:rPr>
+        <w:rFonts w:ascii="Times New Roman" w:eastAsiaTheme="minorHAnsi" w:hAnsi="Times New Roman" w:cs="Times New Roman" w:hint="default"/>
+      </w:rPr>
+    </w:lvl>
+    <w:lvl w:ilvl="1" w:tplc="10000003" w:tentative="1">
+      <w:start w:val="1"/>
+      <w:numFmt w:val="bullet"/>
+      <w:lvlText w:val="o"/>
+      <w:lvlJc w:val="left"/>
+      <w:pPr>
+        <w:ind w:left="1440" w:hanging="360"/>
+      </w:pPr>
+      <w:rPr>
+        <w:rFonts w:ascii="Courier New" w:hAnsi="Courier New" w:cs="Courier New" w:hint="default"/>
+      </w:rPr>
+    </w:lvl>
+    <w:lvl w:ilvl="2" w:tplc="10000005" w:tentative="1">
+      <w:start w:val="1"/>
+      <w:numFmt w:val="bullet"/>
+      <w:lvlText w:val=""/>
+      <w:lvlJc w:val="left"/>
+      <w:pPr>
+        <w:ind w:left="2160" w:hanging="360"/>
+      </w:pPr>
+      <w:rPr>
+        <w:rFonts w:ascii="Wingdings" w:hAnsi="Wingdings" w:hint="default"/>
+      </w:rPr>
+    </w:lvl>
+    <w:lvl w:ilvl="3" w:tplc="10000001" w:tentative="1">
+      <w:start w:val="1"/>
+      <w:numFmt w:val="bullet"/>
+      <w:lvlText w:val=""/>
+      <w:lvlJc w:val="left"/>
+      <w:pPr>
+        <w:ind w:left="2880" w:hanging="360"/>
+      </w:pPr>
+      <w:rPr>
+        <w:rFonts w:ascii="Symbol" w:hAnsi="Symbol" w:hint="default"/>
+      </w:rPr>
+    </w:lvl>
+    <w:lvl w:ilvl="4" w:tplc="10000003" w:tentative="1">
+      <w:start w:val="1"/>
+      <w:numFmt w:val="bullet"/>
+      <w:lvlText w:val="o"/>
+      <w:lvlJc w:val="left"/>
+      <w:pPr>
+        <w:ind w:left="3600" w:hanging="360"/>
+      </w:pPr>
+      <w:rPr>
+        <w:rFonts w:ascii="Courier New" w:hAnsi="Courier New" w:cs="Courier New" w:hint="default"/>
+      </w:rPr>
+    </w:lvl>
+    <w:lvl w:ilvl="5" w:tplc="10000005" w:tentative="1">
+      <w:start w:val="1"/>
+      <w:numFmt w:val="bullet"/>
+      <w:lvlText w:val=""/>
+      <w:lvlJc w:val="left"/>
+      <w:pPr>
+        <w:ind w:left="4320" w:hanging="360"/>
+      </w:pPr>
+      <w:rPr>
+        <w:rFonts w:ascii="Wingdings" w:hAnsi="Wingdings" w:hint="default"/>
+      </w:rPr>
+    </w:lvl>
+    <w:lvl w:ilvl="6" w:tplc="10000001" w:tentative="1">
+      <w:start w:val="1"/>
+      <w:numFmt w:val="bullet"/>
+      <w:lvlText w:val=""/>
+      <w:lvlJc w:val="left"/>
+      <w:pPr>
+        <w:ind w:left="5040" w:hanging="360"/>
+      </w:pPr>
+      <w:rPr>
+        <w:rFonts w:ascii="Symbol" w:hAnsi="Symbol" w:hint="default"/>
+      </w:rPr>
+    </w:lvl>
+    <w:lvl w:ilvl="7" w:tplc="10000003" w:tentative="1">
+      <w:start w:val="1"/>
+      <w:numFmt w:val="bullet"/>
+      <w:lvlText w:val="o"/>
+      <w:lvlJc w:val="left"/>
+      <w:pPr>
+        <w:ind w:left="5760" w:hanging="360"/>
+      </w:pPr>
+      <w:rPr>
+        <w:rFonts w:ascii="Courier New" w:hAnsi="Courier New" w:cs="Courier New" w:hint="default"/>
+      </w:rPr>
+    </w:lvl>
+    <w:lvl w:ilvl="8" w:tplc="10000005" w:tentative="1">
+      <w:start w:val="1"/>
+      <w:numFmt w:val="bullet"/>
+      <w:lvlText w:val=""/>
+      <w:lvlJc w:val="left"/>
+      <w:pPr>
+        <w:ind w:left="6480" w:hanging="360"/>
+      </w:pPr>
+      <w:rPr>
+        <w:rFonts w:ascii="Wingdings" w:hAnsi="Wingdings" w:hint="default"/>
+      </w:rPr>
+    </w:lvl>
+  </w:abstractNum>
+  <w:abstractNum w:abstractNumId="1" w15:restartNumberingAfterBreak="0">
     <w:nsid w:val="3E713AD3"/>
     <w:multiLevelType w:val="multilevel"/>
     <w:tmpl w:val="D1FA137A"/>
@@ -661,7 +1037,7 @@
       </w:pPr>
     </w:lvl>
   </w:abstractNum>
-  <w:abstractNum w:abstractNumId="1" w15:restartNumberingAfterBreak="0">
+  <w:abstractNum w:abstractNumId="2" w15:restartNumberingAfterBreak="0">
     <w:nsid w:val="415F22BD"/>
     <w:multiLevelType w:val="hybridMultilevel"/>
     <w:tmpl w:val="263E8A4A"/>
@@ -676,7 +1052,7 @@
         <w:rFonts w:ascii="Times New Roman" w:eastAsiaTheme="minorHAnsi" w:hAnsi="Times New Roman" w:cs="Times New Roman" w:hint="default"/>
       </w:rPr>
     </w:lvl>
-    <w:lvl w:ilvl="1" w:tplc="10000003" w:tentative="1">
+    <w:lvl w:ilvl="1" w:tplc="10000003">
       <w:start w:val="1"/>
       <w:numFmt w:val="bullet"/>
       <w:lvlText w:val="o"/>
@@ -773,7 +1149,7 @@
       </w:rPr>
     </w:lvl>
   </w:abstractNum>
-  <w:abstractNum w:abstractNumId="2" w15:restartNumberingAfterBreak="0">
+  <w:abstractNum w:abstractNumId="3" w15:restartNumberingAfterBreak="0">
     <w:nsid w:val="502F6034"/>
     <w:multiLevelType w:val="multilevel"/>
     <w:tmpl w:val="CA4451EA"/>
@@ -887,25 +1263,28 @@
     </w:lvl>
   </w:abstractNum>
   <w:num w:numId="1" w16cid:durableId="1890460023">
-    <w:abstractNumId w:val="2"/>
+    <w:abstractNumId w:val="3"/>
   </w:num>
   <w:num w:numId="2" w16cid:durableId="1893807743">
-    <w:abstractNumId w:val="2"/>
+    <w:abstractNumId w:val="3"/>
     <w:lvlOverride w:ilvl="1">
       <w:startOverride w:val="1"/>
     </w:lvlOverride>
   </w:num>
   <w:num w:numId="3" w16cid:durableId="990134126">
-    <w:abstractNumId w:val="0"/>
+    <w:abstractNumId w:val="1"/>
   </w:num>
   <w:num w:numId="4" w16cid:durableId="1052581597">
-    <w:abstractNumId w:val="0"/>
+    <w:abstractNumId w:val="1"/>
     <w:lvlOverride w:ilvl="1">
       <w:startOverride w:val="1"/>
     </w:lvlOverride>
   </w:num>
   <w:num w:numId="5" w16cid:durableId="301927962">
-    <w:abstractNumId w:val="1"/>
+    <w:abstractNumId w:val="2"/>
+  </w:num>
+  <w:num w:numId="6" w16cid:durableId="1538934975">
+    <w:abstractNumId w:val="0"/>
   </w:num>
 </w:numbering>
 </file>
